--- a/data/ai_texts/AI_text_118.docx
+++ b/data/ai_texts/AI_text_118.docx
@@ -24,7 +24,7 @@
     </w:p>
     <w:p>
       <w:r>
-        <w:t>The divergence in content creation between traditional journalism and digital news media primarily stems from variations in editorial processes, speed, and audience engagement. Traditional journalism is anchored in comprehensive editorial oversight, emphasizing accuracy and depth through thorough fact-checking and investigative reporting processes (Ref-u064741). Conversely, digital news media often prioritize rapid content production, leveraging technological tools to deliver news at an accelerated pace, thus occasionally sacrificing depth for immediacy (Ref-u064741). This shift towards speed is complemented by increased audience interaction; digital platforms enable real-time feedback and engagement, allowing content creators to tailor their stories based on audience preferences and trends (Ref-u064741). While the traditional model values editorial rigor, digital media's flexibility in content creation fosters a dynamic environment where audience participation plays a crucial role in shaping news narratives.</w:t>
+        <w:t>The divergence in content creation between traditional journalism and digital news media primarily stems from variations in editorial processes, speed, and audience engagement. Traditional journalism is anchored in comprehensive editorial oversight, emphasizing accuracy and depth through thorough fact-checking and investigative reporting processes (Ref-f933174). Conversely, digital news media often prioritize rapid content production, leveraging technological tools to deliver news at an accelerated pace, thus occasionally sacrificing depth for immediacy (Ref-f933174). This shift towards speed is complemented by increased audience interaction; digital platforms enable real-time feedback and engagement, allowing content creators to tailor their stories based on audience preferences and trends (Ref-f933174). While the traditional model values editorial rigor, digital media's flexibility in content creation fosters a dynamic environment where audience participation plays a crucial role in shaping news narratives.</w:t>
       </w:r>
     </w:p>
     <w:p>
@@ -34,7 +34,7 @@
     </w:p>
     <w:p>
       <w:r>
-        <w:t>The distribution methods of traditional journalism and digital news media reflect a fundamental shift from the physical to the virtual realm. Traditional journalism has historically relied on print newspapers and scheduled broadcasts, which provide news at predetermined times and locations, necessitating a more passive consumption experience. This contrasts with digital news media, which leverages the immediacy and reach of online platforms and social media to distribute content instantaneously to a global audience (Ref-u333200). The transition to digital has enabled news to be continuously updated and disseminated, fostering a more active and engaged audience that can access information at any time and place. However, this shift also raises concerns regarding the veracity and reliability of content, as the speed of digital distribution can sometimes prioritize immediacy over accuracy, impacting the quality of public discourse and the trustworthiness of news sources (Ref-u333200).</w:t>
+        <w:t>The distribution methods of traditional journalism and digital news media reflect a fundamental shift from the physical to the virtual realm. Traditional journalism has historically relied on print newspapers and scheduled broadcasts, which provide news at predetermined times and locations, necessitating a more passive consumption experience. This contrasts with digital news media, which leverages the immediacy and reach of online platforms and social media to distribute content instantaneously to a global audience (Ref-u468559). The transition to digital has enabled news to be continuously updated and disseminated, fostering a more active and engaged audience that can access information at any time and place. However, this shift also raises concerns regarding the veracity and reliability of content, as the speed of digital distribution can sometimes prioritize immediacy over accuracy, impacting the quality of public discourse and the trustworthiness of news sources (Ref-u468559).</w:t>
       </w:r>
     </w:p>
     <w:p>
@@ -44,7 +44,7 @@
     </w:p>
     <w:p>
       <w:r>
-        <w:t>The revenue models of traditional journalism and digital news media exhibit both continuity and divergence, reflecting broader shifts in media consumption. Traditional journalism has long relied on advertising and subscription-based models, where print advertisements and subscription fees represent primary income sources. However, the digital age has introduced new challenges, such as declining print revenues and increased competition for advertising dollars due to the proliferation of online platforms (Pearse et al., 2001). In response, digital news media have adopted diverse funding strategies, including paywalls, crowdfunding, and native advertising, which aim to supplement or replace traditional revenue streams. These alternative models, while offering innovative opportunities for monetization, also confront issues related to audience willingness to pay and the ethical implications of blending editorial content with promotional material (Pearse et al., 2001).</w:t>
+        <w:t>The revenue models of traditional journalism and digital news media exhibit both continuity and divergence, reflecting broader shifts in media consumption. Traditional journalism has long relied on advertising and subscription-based models, where print advertisements and subscription fees represent primary income sources. However, the digital age has introduced new challenges, such as declining print revenues and increased competition for advertising dollars due to the proliferation of online platforms (Ref-s499387). In response, digital news media have adopted diverse funding strategies, including paywalls, crowdfunding, and native advertising, which aim to supplement or replace traditional revenue streams. These alternative models, while offering innovative opportunities for monetization, also confront issues related to audience willingness to pay and the ethical implications of blending editorial content with promotional material (Ref-s499387).</w:t>
       </w:r>
     </w:p>
     <w:p>
@@ -54,7 +54,7 @@
     </w:p>
     <w:p>
       <w:r>
-        <w:t>The impact of traditional journalism and digital news media on public discourse is multifaceted, influencing how information is accessed, interpreted, and shared within society. Traditional journalism, characterized by its structured and curated content, often provides a more stable foundation for public discourse through its emphasis on verified information and comprehensive reporting (Ref-f613952). In contrast, digital news media, with its rapid dissemination capabilities, enhances accessibility by allowing diverse voices to participate in the conversation, albeit sometimes at the expense of accuracy (Ref-f613952). This increased accessibility can democratize information but also poses significant challenges in terms of misinformation, as the speed and volume of digital content can lead to the spread of unchecked or misleading narratives. Moreover, digital platforms facilitate audience interaction, enabling immediate feedback and engagement, which can both enrich public debate and exacerbate the polarization of opinions (Ref-f613952).</w:t>
+        <w:t>The impact of traditional journalism and digital news media on public discourse is multifaceted, influencing how information is accessed, interpreted, and shared within society. Traditional journalism, characterized by its structured and curated content, often provides a more stable foundation for public discourse through its emphasis on verified information and comprehensive reporting (Ref-u426720). In contrast, digital news media, with its rapid dissemination capabilities, enhances accessibility by allowing diverse voices to participate in the conversation, albeit sometimes at the expense of accuracy (Ref-u426720). This increased accessibility can democratize information but also poses significant challenges in terms of misinformation, as the speed and volume of digital content can lead to the spread of unchecked or misleading narratives. Moreover, digital platforms facilitate audience interaction, enabling immediate feedback and engagement, which can both enrich public debate and exacerbate the polarization of opinions (Ref-u426720).</w:t>
       </w:r>
     </w:p>
     <w:p>
@@ -64,7 +64,7 @@
     </w:p>
     <w:p>
       <w:r>
-        <w:t>Traditional journalism and digital news media each offer distinct advantages and drawbacks, reflecting their adaptation to the evolving media landscape. Traditional journalism, with its rigorous editorial processes and fact-checking, maintains a commitment to accuracy and depth, thereby fostering public trust and credibility (Ref-f124160). However, its slower production cycle and reliance on physical distribution can limit its reach and immediacy compared to digital platforms. In contrast, digital news media excel in speed, accessibility, and audience engagement, providing real-time updates and interactive content; nevertheless, this rapid dissemination often compromises accuracy, contributing to the spread of misinformation (Ref-f124160). Additionally, while digital media's diverse revenue models, such as crowdfunding and native advertising, offer financial flexibility, they also present ethical challenges regarding the separation of editorial content from promotional material (Ref-f124160), highlighting the ongoing tension between financial imperatives and journalistic integrity.</w:t>
+        <w:t>Traditional journalism and digital news media each offer distinct advantages and drawbacks, reflecting their adaptation to the evolving media landscape. Traditional journalism, with its rigorous editorial processes and fact-checking, maintains a commitment to accuracy and depth, thereby fostering public trust and credibility (Ref-s836183). However, its slower production cycle and reliance on physical distribution can limit its reach and immediacy compared to digital platforms. In contrast, digital news media excel in speed, accessibility, and audience engagement, providing real-time updates and interactive content; nevertheless, this rapid dissemination often compromises accuracy, contributing to the spread of misinformation (Ref-s836183). Additionally, while digital media's diverse revenue models, such as crowdfunding and native advertising, offer financial flexibility, they also present ethical challenges regarding the separation of editorial content from promotional material (Ref-s836183), highlighting the ongoing tension between financial imperatives and journalistic integrity.</w:t>
       </w:r>
     </w:p>
     <w:p>
